--- a/report.docx
+++ b/report.docx
@@ -63,9 +63,34 @@
       </w:r>
     </w:p>
     <w:p>
+      <w:pPr>
+        <w:rPr>
+          <w:b/>
+          <w:bCs/>
+        </w:rPr>
+      </w:pPr>
+      <w:r>
+        <w:rPr>
+          <w:b/>
+          <w:bCs/>
+        </w:rPr>
+        <w:t xml:space="preserve">Project Git Repository: </w:t>
+      </w:r>
+      <w:hyperlink r:id="rId5" w:history="1">
+        <w:r>
+          <w:rPr>
+            <w:rStyle w:val="Hyperlink"/>
+            <w:b/>
+            <w:bCs/>
+          </w:rPr>
+          <w:t>https://github.com/AbulHasanShaik/CSC474_574_ProAssgn_AbulHasanShaik</w:t>
+        </w:r>
+      </w:hyperlink>
+    </w:p>
+    <w:p>
       <w:r>
         <w:pict w14:anchorId="1B397A75">
-          <v:rect id="_x0000_i1493" style="width:0;height:1.5pt" o:hralign="center" o:hrstd="t" o:hr="t" fillcolor="#a0a0a0" stroked="f"/>
+          <v:rect id="_x0000_i1025" style="width:0;height:1.5pt" o:hralign="center" o:hrstd="t" o:hr="t" fillcolor="#a0a0a0" stroked="f"/>
         </w:pict>
       </w:r>
     </w:p>
@@ -146,7 +171,7 @@
     <w:p>
       <w:r>
         <w:pict w14:anchorId="071B9F38">
-          <v:rect id="_x0000_i1494" style="width:0;height:1.5pt" o:hralign="center" o:hrstd="t" o:hr="t" fillcolor="#a0a0a0" stroked="f"/>
+          <v:rect id="_x0000_i1026" style="width:0;height:1.5pt" o:hralign="center" o:hrstd="t" o:hr="t" fillcolor="#a0a0a0" stroked="f"/>
         </w:pict>
       </w:r>
     </w:p>
@@ -284,7 +309,7 @@
     <w:p>
       <w:r>
         <w:pict w14:anchorId="49B7CA1C">
-          <v:rect id="_x0000_i1495" style="width:0;height:1.5pt" o:hralign="center" o:hrstd="t" o:hr="t" fillcolor="#a0a0a0" stroked="f"/>
+          <v:rect id="_x0000_i1027" style="width:0;height:1.5pt" o:hralign="center" o:hrstd="t" o:hr="t" fillcolor="#a0a0a0" stroked="f"/>
         </w:pict>
       </w:r>
     </w:p>
@@ -300,6 +325,7 @@
           <w:b/>
           <w:bCs/>
         </w:rPr>
+        <w:lastRenderedPageBreak/>
         <w:t>3.  Supported Commands</w:t>
       </w:r>
     </w:p>
@@ -342,7 +368,6 @@
                 <w:b/>
                 <w:bCs/>
               </w:rPr>
-              <w:lastRenderedPageBreak/>
               <w:t>Command Example</w:t>
             </w:r>
           </w:p>
@@ -605,6 +630,9 @@
     <w:p/>
     <w:p>
       <w:r>
+        <w:rPr>
+          <w:noProof/>
+        </w:rPr>
         <w:drawing>
           <wp:inline distT="0" distB="0" distL="0" distR="0" wp14:anchorId="72090D38" wp14:editId="03684354">
             <wp:extent cx="5943600" cy="2938780"/>
@@ -621,7 +649,7 @@
                     <pic:cNvPicPr/>
                   </pic:nvPicPr>
                   <pic:blipFill>
-                    <a:blip r:embed="rId5"/>
+                    <a:blip r:embed="rId6"/>
                     <a:stretch>
                       <a:fillRect/>
                     </a:stretch>
@@ -646,7 +674,7 @@
     <w:p>
       <w:r>
         <w:pict w14:anchorId="2AD178CD">
-          <v:rect id="_x0000_i1496" style="width:0;height:1.5pt" o:hralign="center" o:hrstd="t" o:hr="t" fillcolor="#a0a0a0" stroked="f"/>
+          <v:rect id="_x0000_i1028" style="width:0;height:1.5pt" o:hralign="center" o:hrstd="t" o:hr="t" fillcolor="#a0a0a0" stroked="f"/>
         </w:pict>
       </w:r>
     </w:p>
@@ -714,6 +742,7 @@
         </w:numPr>
       </w:pPr>
       <w:r>
+        <w:lastRenderedPageBreak/>
         <w:t>Create directories</w:t>
       </w:r>
     </w:p>
@@ -726,7 +755,6 @@
       </w:pPr>
       <w:proofErr w:type="gramStart"/>
       <w:r>
-        <w:lastRenderedPageBreak/>
         <w:t>Write to</w:t>
       </w:r>
       <w:proofErr w:type="gramEnd"/>
@@ -789,7 +817,7 @@
     <w:p>
       <w:r>
         <w:pict w14:anchorId="41142824">
-          <v:rect id="_x0000_i1497" style="width:0;height:1.5pt" o:hralign="center" o:hrstd="t" o:hr="t" fillcolor="#a0a0a0" stroked="f"/>
+          <v:rect id="_x0000_i1029" style="width:0;height:1.5pt" o:hralign="center" o:hrstd="t" o:hr="t" fillcolor="#a0a0a0" stroked="f"/>
         </w:pict>
       </w:r>
     </w:p>
@@ -851,28 +879,48 @@
       </w:r>
     </w:p>
     <w:p>
-      <w:pPr>
-        <w:numPr>
-          <w:ilvl w:val="0"/>
-          <w:numId w:val="2"/>
-        </w:numPr>
-      </w:pPr>
-      <w:r>
-        <w:t>.</w:t>
-      </w:r>
-      <w:proofErr w:type="spellStart"/>
-      <w:r>
-        <w:t>gitignore</w:t>
-      </w:r>
-      <w:proofErr w:type="spellEnd"/>
-      <w:r>
-        <w:t xml:space="preserve"> created to exclude binaries</w:t>
+      <w:r>
+        <w:drawing>
+          <wp:inline distT="0" distB="0" distL="0" distR="0" wp14:anchorId="1540D5A1" wp14:editId="68E8DAF8">
+            <wp:extent cx="5943600" cy="3536315"/>
+            <wp:effectExtent l="0" t="0" r="0" b="0"/>
+            <wp:docPr id="928604342" name="Picture 1" descr="A screen shot of a computer&#10;&#10;AI-generated content may be incorrect."/>
+            <wp:cNvGraphicFramePr>
+              <a:graphicFrameLocks xmlns:a="http://schemas.openxmlformats.org/drawingml/2006/main" noChangeAspect="1"/>
+            </wp:cNvGraphicFramePr>
+            <a:graphic xmlns:a="http://schemas.openxmlformats.org/drawingml/2006/main">
+              <a:graphicData uri="http://schemas.openxmlformats.org/drawingml/2006/picture">
+                <pic:pic xmlns:pic="http://schemas.openxmlformats.org/drawingml/2006/picture">
+                  <pic:nvPicPr>
+                    <pic:cNvPr id="928604342" name="Picture 1" descr="A screen shot of a computer&#10;&#10;AI-generated content may be incorrect."/>
+                    <pic:cNvPicPr/>
+                  </pic:nvPicPr>
+                  <pic:blipFill>
+                    <a:blip r:embed="rId7"/>
+                    <a:stretch>
+                      <a:fillRect/>
+                    </a:stretch>
+                  </pic:blipFill>
+                  <pic:spPr>
+                    <a:xfrm>
+                      <a:off x="0" y="0"/>
+                      <a:ext cx="5943600" cy="3536315"/>
+                    </a:xfrm>
+                    <a:prstGeom prst="rect">
+                      <a:avLst/>
+                    </a:prstGeom>
+                  </pic:spPr>
+                </pic:pic>
+              </a:graphicData>
+            </a:graphic>
+          </wp:inline>
+        </w:drawing>
       </w:r>
     </w:p>
     <w:p>
       <w:r>
         <w:pict w14:anchorId="3D54B47C">
-          <v:rect id="_x0000_i1498" style="width:0;height:1.5pt" o:hralign="center" o:hrstd="t" o:hr="t" fillcolor="#a0a0a0" stroked="f"/>
+          <v:rect id="_x0000_i1030" style="width:0;height:1.5pt" o:hralign="center" o:hrstd="t" o:hr="t" fillcolor="#a0a0a0" stroked="f"/>
         </w:pict>
       </w:r>
     </w:p>
@@ -892,109 +940,220 @@
       </w:r>
     </w:p>
     <w:p>
-      <w:r>
+      <w:pPr>
+        <w:rPr>
+          <w:b/>
+          <w:bCs/>
+        </w:rPr>
+      </w:pPr>
+      <w:r>
+        <w:rPr>
+          <w:b/>
+          <w:bCs/>
+        </w:rPr>
         <w:t>All commands were tested in sequence:</w:t>
       </w:r>
     </w:p>
     <w:p/>
     <w:p/>
     <w:p>
+      <w:pPr>
+        <w:rPr>
+          <w:highlight w:val="yellow"/>
+        </w:rPr>
+      </w:pPr>
       <w:proofErr w:type="spellStart"/>
       <w:r>
+        <w:rPr>
+          <w:highlight w:val="yellow"/>
+        </w:rPr>
         <w:t>mkdir</w:t>
       </w:r>
       <w:proofErr w:type="spellEnd"/>
       <w:r>
+        <w:rPr>
+          <w:highlight w:val="yellow"/>
+        </w:rPr>
         <w:t xml:space="preserve"> </w:t>
       </w:r>
       <w:proofErr w:type="spellStart"/>
       <w:r>
+        <w:rPr>
+          <w:highlight w:val="yellow"/>
+        </w:rPr>
         <w:t>testdir</w:t>
       </w:r>
       <w:proofErr w:type="spellEnd"/>
     </w:p>
     <w:p>
-      <w:r>
+      <w:pPr>
+        <w:rPr>
+          <w:highlight w:val="yellow"/>
+        </w:rPr>
+      </w:pPr>
+      <w:r>
+        <w:rPr>
+          <w:highlight w:val="yellow"/>
+        </w:rPr>
         <w:t xml:space="preserve">write </w:t>
       </w:r>
       <w:proofErr w:type="spellStart"/>
       <w:r>
+        <w:rPr>
+          <w:highlight w:val="yellow"/>
+        </w:rPr>
         <w:t>testdir</w:t>
       </w:r>
       <w:proofErr w:type="spellEnd"/>
       <w:r>
+        <w:rPr>
+          <w:highlight w:val="yellow"/>
+        </w:rPr>
         <w:t>/file1.txt HelloWorld</w:t>
       </w:r>
     </w:p>
     <w:p>
-      <w:r>
+      <w:pPr>
+        <w:rPr>
+          <w:highlight w:val="yellow"/>
+        </w:rPr>
+      </w:pPr>
+      <w:r>
+        <w:rPr>
+          <w:highlight w:val="yellow"/>
+        </w:rPr>
         <w:t xml:space="preserve">ls </w:t>
       </w:r>
       <w:proofErr w:type="spellStart"/>
       <w:r>
+        <w:rPr>
+          <w:highlight w:val="yellow"/>
+        </w:rPr>
         <w:t>testdir</w:t>
       </w:r>
       <w:proofErr w:type="spellEnd"/>
     </w:p>
     <w:p>
-      <w:r>
+      <w:pPr>
+        <w:rPr>
+          <w:highlight w:val="yellow"/>
+        </w:rPr>
+      </w:pPr>
+      <w:r>
+        <w:rPr>
+          <w:highlight w:val="yellow"/>
+        </w:rPr>
         <w:t xml:space="preserve">read </w:t>
       </w:r>
       <w:proofErr w:type="spellStart"/>
       <w:r>
+        <w:rPr>
+          <w:highlight w:val="yellow"/>
+        </w:rPr>
         <w:t>testdir</w:t>
       </w:r>
       <w:proofErr w:type="spellEnd"/>
       <w:r>
+        <w:rPr>
+          <w:highlight w:val="yellow"/>
+        </w:rPr>
         <w:t>/file1.txt</w:t>
       </w:r>
     </w:p>
     <w:p>
-      <w:r>
+      <w:pPr>
+        <w:rPr>
+          <w:highlight w:val="yellow"/>
+        </w:rPr>
+      </w:pPr>
+      <w:r>
+        <w:rPr>
+          <w:highlight w:val="yellow"/>
+        </w:rPr>
         <w:t xml:space="preserve">move </w:t>
       </w:r>
       <w:proofErr w:type="spellStart"/>
       <w:r>
+        <w:rPr>
+          <w:highlight w:val="yellow"/>
+        </w:rPr>
         <w:t>testdir</w:t>
       </w:r>
       <w:proofErr w:type="spellEnd"/>
       <w:r>
+        <w:rPr>
+          <w:highlight w:val="yellow"/>
+        </w:rPr>
         <w:t xml:space="preserve">/file1.txt </w:t>
       </w:r>
       <w:proofErr w:type="spellStart"/>
       <w:r>
+        <w:rPr>
+          <w:highlight w:val="yellow"/>
+        </w:rPr>
         <w:t>testdir</w:t>
       </w:r>
       <w:proofErr w:type="spellEnd"/>
       <w:r>
+        <w:rPr>
+          <w:highlight w:val="yellow"/>
+        </w:rPr>
         <w:t>/file2.txt</w:t>
       </w:r>
     </w:p>
     <w:p>
-      <w:r>
+      <w:pPr>
+        <w:rPr>
+          <w:highlight w:val="yellow"/>
+        </w:rPr>
+      </w:pPr>
+      <w:r>
+        <w:rPr>
+          <w:highlight w:val="yellow"/>
+        </w:rPr>
         <w:t xml:space="preserve">ls </w:t>
       </w:r>
       <w:proofErr w:type="spellStart"/>
       <w:r>
+        <w:rPr>
+          <w:highlight w:val="yellow"/>
+        </w:rPr>
         <w:t>testdir</w:t>
       </w:r>
       <w:proofErr w:type="spellEnd"/>
     </w:p>
     <w:p>
-      <w:r>
+      <w:pPr>
+        <w:rPr>
+          <w:highlight w:val="yellow"/>
+        </w:rPr>
+      </w:pPr>
+      <w:r>
+        <w:rPr>
+          <w:highlight w:val="yellow"/>
+        </w:rPr>
         <w:t xml:space="preserve">read </w:t>
       </w:r>
       <w:proofErr w:type="spellStart"/>
       <w:r>
+        <w:rPr>
+          <w:highlight w:val="yellow"/>
+        </w:rPr>
         <w:t>testdir</w:t>
       </w:r>
       <w:proofErr w:type="spellEnd"/>
       <w:r>
+        <w:rPr>
+          <w:highlight w:val="yellow"/>
+        </w:rPr>
         <w:t>/file2.txt</w:t>
       </w:r>
     </w:p>
     <w:p>
       <w:r>
+        <w:rPr>
+          <w:highlight w:val="yellow"/>
+        </w:rPr>
         <w:t>exit</w:t>
       </w:r>
     </w:p>
@@ -1005,7 +1164,9 @@
     </w:p>
     <w:p>
       <w:r>
-        <w:lastRenderedPageBreak/>
+        <w:rPr>
+          <w:noProof/>
+        </w:rPr>
         <w:drawing>
           <wp:inline distT="0" distB="0" distL="0" distR="0" wp14:anchorId="27374DA0" wp14:editId="7A15A66C">
             <wp:extent cx="5943600" cy="3096260"/>
@@ -1022,7 +1183,7 @@
                     <pic:cNvPicPr/>
                   </pic:nvPicPr>
                   <pic:blipFill>
-                    <a:blip r:embed="rId6"/>
+                    <a:blip r:embed="rId8"/>
                     <a:stretch>
                       <a:fillRect/>
                     </a:stretch>
@@ -1046,7 +1207,7 @@
     <w:p>
       <w:r>
         <w:pict w14:anchorId="759CD6DB">
-          <v:rect id="_x0000_i1499" style="width:0;height:1.5pt" o:hralign="center" o:hrstd="t" o:hr="t" fillcolor="#a0a0a0" stroked="f"/>
+          <v:rect id="_x0000_i1031" style="width:0;height:1.5pt" o:hralign="center" o:hrstd="t" o:hr="t" fillcolor="#a0a0a0" stroked="f"/>
         </w:pict>
       </w:r>
     </w:p>
@@ -1093,6 +1254,7 @@
         <w:rPr>
           <w:rFonts w:ascii="MS Gothic" w:eastAsia="MS Gothic" w:hAnsi="MS Gothic" w:cs="MS Gothic" w:hint="eastAsia"/>
         </w:rPr>
+        <w:lastRenderedPageBreak/>
         <w:t>├</w:t>
       </w:r>
       <w:r>
@@ -1151,11 +1313,14 @@
       <w:r>
         <w:t>pdf</w:t>
       </w:r>
+      <w:r>
+        <w:t>/doc</w:t>
+      </w:r>
     </w:p>
     <w:p>
       <w:r>
         <w:pict w14:anchorId="1CEB7949">
-          <v:rect id="_x0000_i1500" style="width:0;height:1.5pt" o:hralign="center" o:hrstd="t" o:hr="t" fillcolor="#a0a0a0" stroked="f"/>
+          <v:rect id="_x0000_i1032" style="width:0;height:1.5pt" o:hralign="center" o:hrstd="t" o:hr="t" fillcolor="#a0a0a0" stroked="f"/>
         </w:pict>
       </w:r>
     </w:p>
@@ -1210,7 +1375,7 @@
     <w:p>
       <w:r>
         <w:pict w14:anchorId="1098A463">
-          <v:rect id="_x0000_i1501" style="width:0;height:1.5pt" o:hralign="center" o:hrstd="t" o:hr="t" fillcolor="#a0a0a0" stroked="f"/>
+          <v:rect id="_x0000_i1033" style="width:0;height:1.5pt" o:hralign="center" o:hrstd="t" o:hr="t" fillcolor="#a0a0a0" stroked="f"/>
         </w:pict>
       </w:r>
     </w:p>
@@ -1226,7 +1391,6 @@
           <w:b/>
           <w:bCs/>
         </w:rPr>
-        <w:lastRenderedPageBreak/>
         <w:t xml:space="preserve">9. </w:t>
       </w:r>
       <w:r>
@@ -1252,7 +1416,7 @@
           <w:numId w:val="4"/>
         </w:numPr>
       </w:pPr>
-      <w:hyperlink r:id="rId7" w:tgtFrame="_new" w:history="1">
+      <w:hyperlink r:id="rId9" w:tgtFrame="_new" w:history="1">
         <w:r>
           <w:rPr>
             <w:rStyle w:val="Hyperlink"/>
@@ -1268,7 +1432,7 @@
           <w:numId w:val="4"/>
         </w:numPr>
       </w:pPr>
-      <w:hyperlink r:id="rId8" w:tgtFrame="_new" w:history="1">
+      <w:hyperlink r:id="rId10" w:tgtFrame="_new" w:history="1">
         <w:r>
           <w:rPr>
             <w:rStyle w:val="Hyperlink"/>
@@ -1284,7 +1448,7 @@
           <w:numId w:val="4"/>
         </w:numPr>
       </w:pPr>
-      <w:hyperlink r:id="rId9" w:tgtFrame="_new" w:history="1">
+      <w:hyperlink r:id="rId11" w:tgtFrame="_new" w:history="1">
         <w:r>
           <w:rPr>
             <w:rStyle w:val="Hyperlink"/>
@@ -2520,6 +2684,7 @@
   <w:style w:type="character" w:default="1" w:styleId="DefaultParagraphFont">
     <w:name w:val="Default Paragraph Font"/>
     <w:uiPriority w:val="1"/>
+    <w:semiHidden/>
     <w:unhideWhenUsed/>
   </w:style>
   <w:style w:type="table" w:default="1" w:styleId="TableNormal">
